--- a/public/devis/Devis_VTC_elearning.docx
+++ b/public/devis/Devis_VTC_elearning.docx
@@ -214,7 +214,7 @@
                 <w:sz w:val="24"/>
                 <w:szCs w:val="24"/>
               </w:rPr>
-              <w:t>Formation VTC E-learning</w:t>
+              <w:t>Formation VTC E-learning — Durée totale : {devis_duree_totale}</w:t>
             </w:r>
           </w:p>
           <w:p>
